--- a/docs/Auto-Tune软件安装手册.docx
+++ b/docs/Auto-Tune软件安装手册.docx
@@ -18,11 +18,7 @@
     </w:p>
     <w:p>
       <w:r>
-        <w:rPr>
-          <w:rFonts w:ascii="Aptos" w:hAnsi="Aptos" w:eastAsia="Microsoft YaHei"/>
-          <w:sz w:val="21"/>
-        </w:rPr>
-        <w:t>版本日期：2026-09-25</w:t>
+        <w:t>版本日期：2026-09-26</w:t>
       </w:r>
     </w:p>
     <w:p>
@@ -57,19 +53,7 @@
         <w:ind w:left="369"/>
       </w:pPr>
       <w:r>
-        <w:rPr>
-          <w:rFonts w:ascii="Aptos" w:hAnsi="Aptos" w:eastAsia="Microsoft YaHei"/>
-          <w:b/>
-          <w:sz w:val="21"/>
-        </w:rPr>
-        <w:t>Windows ZIP 安装</w:t>
-      </w:r>
-      <w:r>
-        <w:rPr>
-          <w:rFonts w:ascii="Aptos" w:hAnsi="Aptos" w:eastAsia="Microsoft YaHei"/>
-          <w:sz w:val="21"/>
-        </w:rPr>
-        <w:t>：适合在单台 Windows GPU 计算机上直接使用。安装程序自动建立软件专用 Python 环境，不要求用户预装 Conda、Python、Docker、WSL 或 CUDA Toolkit。</w:t>
+        <w:t>Windows ZIP 线下试用：适合单台 Windows GPU 工作站。安装包包含私有 Python 3.10 运行环境，不要求预装 Conda、Python、Docker、WSL 或 CUDA Toolkit；该包不公开下载，需要联系艾卡获取。</w:t>
       </w:r>
     </w:p>
     <w:p>
@@ -78,34 +62,7 @@
         <w:ind w:left="369"/>
       </w:pPr>
       <w:r>
-        <w:rPr>
-          <w:rFonts w:ascii="Aptos" w:hAnsi="Aptos" w:eastAsia="Microsoft YaHei"/>
-          <w:b/>
-          <w:sz w:val="21"/>
-        </w:rPr>
-        <w:t>Docker GPU 安装</w:t>
-      </w:r>
-      <w:r>
-        <w:rPr>
-          <w:rFonts w:ascii="Aptos" w:hAnsi="Aptos" w:eastAsia="Microsoft YaHei"/>
-          <w:sz w:val="21"/>
-        </w:rPr>
-        <w:t xml:space="preserve">：适合已经使用 Docker Desktop 或 Linux Docker Engine 管理服务的环境。只交付一个 </w:t>
-      </w:r>
-      <w:r>
-        <w:rPr>
-          <w:rFonts w:ascii="Consolas" w:hAnsi="Consolas" w:eastAsia="Microsoft YaHei"/>
-          <w:color w:val="303F51"/>
-          <w:sz w:val="19"/>
-        </w:rPr>
-        <w:t>auto-tune</w:t>
-      </w:r>
-      <w:r>
-        <w:rPr>
-          <w:rFonts w:ascii="Aptos" w:hAnsi="Aptos" w:eastAsia="Microsoft YaHei"/>
-          <w:sz w:val="21"/>
-        </w:rPr>
-        <w:t xml:space="preserve"> 镜像和一个 Studio 容器，正常启动即申请 NVIDIA GPU。</w:t>
+        <w:t>Docker GPU（官方推荐）：适合已经使用 Docker Desktop Linux Engine 或 Linux Docker Engine 的环境，公开镜像从 GHCR 拉取。开发者也可以在受控 Python 3.10 GPU 环境中从源码运行。</w:t>
       </w:r>
     </w:p>
     <w:p>
@@ -513,7 +470,12 @@
         <w:pStyle w:val="Heading1"/>
       </w:pPr>
       <w:r>
-        <w:t>3. Windows ZIP 安装</w:t>
+        <w:t>3. Windows ZIP 安装（线下试用）</w:t>
+      </w:r>
+    </w:p>
+    <w:p>
+      <w:r>
+        <w:t>Windows ZIP 不在公开 GitHub 仓库或 Release 中发布。以下步骤仅适用于已经从艾卡处取得对应版本安装包和完整 SHA-256 的用户；不要使用第三方镜像或来源不明的安装包。</w:t>
       </w:r>
     </w:p>
     <w:p>
@@ -1311,7 +1273,70 @@
         <w:pStyle w:val="Heading1"/>
       </w:pPr>
       <w:r>
-        <w:t>4. Docker GPU 安装</w:t>
+        <w:t>3.7 从源码运行（开发者）</w:t>
+      </w:r>
+    </w:p>
+    <w:p>
+      <w:r>
+        <w:t>Conda 用户可一次创建完整的 Python 3.10 GPU 环境：</w:t>
+      </w:r>
+    </w:p>
+    <w:p>
+      <w:r>
+        <w:t>conda env create -f environment.yml</w:t>
+      </w:r>
+    </w:p>
+    <w:p>
+      <w:r>
+        <w:t>conda activate auto_tune</w:t>
+      </w:r>
+    </w:p>
+    <w:p>
+      <w:r>
+        <w:t>python -m auto_tune.main</w:t>
+      </w:r>
+    </w:p>
+    <w:p>
+      <w:r>
+        <w:t>普通 Python 3.10/venv 用户按以下顺序安装。CUDA PyTorch 必须先从官方 CUDA 12.1 wheel 源安装：</w:t>
+      </w:r>
+    </w:p>
+    <w:p>
+      <w:r>
+        <w:t>python -m venv .venv</w:t>
+      </w:r>
+    </w:p>
+    <w:p>
+      <w:r>
+        <w:t>.\.venv\Scripts\Activate.ps1</w:t>
+      </w:r>
+    </w:p>
+    <w:p>
+      <w:r>
+        <w:t>python -m pip install --index-url https://download.pytorch.org/whl/cu121 torch==2.5.1 torchvision==0.20.1</w:t>
+      </w:r>
+    </w:p>
+    <w:p>
+      <w:r>
+        <w:t>python -m pip install -r requirements.txt</w:t>
+      </w:r>
+    </w:p>
+    <w:p>
+      <w:r>
+        <w:t>python -m auto_tune.main</w:t>
+      </w:r>
+    </w:p>
+    <w:p>
+      <w:r>
+        <w:t>两种源码方式都要求兼容的 NVIDIA GPU，不得静默降级为 CPU 训练。</w:t>
+      </w:r>
+    </w:p>
+    <w:p>
+      <w:pPr>
+        <w:pStyle w:val="Heading1"/>
+      </w:pPr>
+      <w:r>
+        <w:t>4. Docker GPU 安装（官方推荐）</w:t>
       </w:r>
     </w:p>
     <w:p>
@@ -1396,7 +1421,27 @@
         <w:pStyle w:val="Heading2"/>
       </w:pPr>
       <w:r>
-        <w:t>4.2 导入交付镜像</w:t>
+        <w:t>4.2 GHCR 在线拉取与离线导入</w:t>
+      </w:r>
+    </w:p>
+    <w:p>
+      <w:r>
+        <w:t>联网环境请直接拉取公开验收镜像：</w:t>
+      </w:r>
+    </w:p>
+    <w:p>
+      <w:r>
+        <w:t>docker pull ghcr.io/luzhaohao/auto-tune-studio:0.2.0</w:t>
+      </w:r>
+    </w:p>
+    <w:p>
+      <w:r>
+        <w:t>docker tag ghcr.io/luzhaohao/auto-tune-studio:0.2.0 auto-tune:local</w:t>
+      </w:r>
+    </w:p>
+    <w:p>
+      <w:r>
+        <w:t>完全离线环境如需镜像归档，请通过批准的线下渠道获取，并在导入前核对 SHA-256。</w:t>
       </w:r>
     </w:p>
     <w:p>

--- a/docs/Auto-Tune软件安装手册.docx
+++ b/docs/Auto-Tune软件安装手册.docx
@@ -18,16 +18,12 @@
     </w:p>
     <w:p>
       <w:r>
-        <w:t>版本日期：2026-09-26</w:t>
+        <w:t>版本日期：2026-09-29</w:t>
       </w:r>
     </w:p>
     <w:p>
       <w:r>
-        <w:rPr>
-          <w:rFonts w:ascii="Aptos" w:hAnsi="Aptos" w:eastAsia="Microsoft YaHei"/>
-          <w:sz w:val="21"/>
-        </w:rPr>
-        <w:t>适用版本：Auto-Tune Studio 0.2.0</w:t>
+        <w:t>适用版本：Auto-Tune Studio 0.2.1（稳定冻结版）</w:t>
       </w:r>
     </w:p>
     <w:p>
@@ -172,6 +168,14 @@
     </w:p>
     <w:p>
       <w:pPr>
+        <w:pStyle w:val="ListBullet"/>
+      </w:pPr>
+      <w:r>
+        <w:t>Windows 和 Docker 首次安装、首次训练时都应保持网络畅通；网络访问受限时，需要连接可用 VPN，以便 Ultralytics 下载首次使用的模型权重。后续使用 LLM 分析或 LLM 调优需要调用外部大模型 API，也必须保持网络畅通。</w:t>
+      </w:r>
+    </w:p>
+    <w:p>
+      <w:pPr>
         <w:pStyle w:val="Heading2"/>
       </w:pPr>
       <w:r>
@@ -280,16 +284,8 @@
             <w:vAlign w:val="center"/>
           </w:tcPr>
           <w:p>
-            <w:pPr>
-              <w:jc w:val="center"/>
-            </w:pPr>
             <w:r>
-              <w:rPr>
-                <w:rFonts w:ascii="Consolas" w:hAnsi="Consolas" w:eastAsia="Microsoft YaHei"/>
-                <w:color w:val="303F51"/>
-                <w:sz w:val="19"/>
-              </w:rPr>
-              <w:t>AutoTuneStudio-Setup-0.2.0.zip</w:t>
+              <w:t>AutoTuneStudio-Setup-0.2.1.zip</w:t>
             </w:r>
           </w:p>
         </w:tc>
@@ -299,15 +295,8 @@
             <w:vAlign w:val="center"/>
           </w:tcPr>
           <w:p>
-            <w:pPr>
-              <w:jc w:val="center"/>
-            </w:pPr>
             <w:r>
-              <w:rPr>
-                <w:rFonts w:ascii="Aptos" w:hAnsi="Aptos" w:eastAsia="Microsoft YaHei"/>
-                <w:sz w:val="17"/>
-              </w:rPr>
-              <w:t>2,777,946,444 字节</w:t>
+              <w:t>2,777,544,920 字节</w:t>
             </w:r>
           </w:p>
         </w:tc>
@@ -317,16 +306,8 @@
             <w:vAlign w:val="center"/>
           </w:tcPr>
           <w:p>
-            <w:pPr>
-              <w:jc w:val="left"/>
-            </w:pPr>
             <w:r>
-              <w:rPr>
-                <w:rFonts w:ascii="Consolas" w:hAnsi="Consolas" w:eastAsia="Microsoft YaHei"/>
-                <w:color w:val="303F51"/>
-                <w:sz w:val="19"/>
-              </w:rPr>
-              <w:t>12DEAB27C7D3A53BA9F8E4DA5DECFFAE3A14A83944EA978750E31FED855A72FB</w:t>
+              <w:t>E9DDE88CB4CFA153F12B5A9BECE28B59F4A9603BC25580657871EC4AB35A5157</w:t>
             </w:r>
           </w:p>
         </w:tc>
@@ -339,16 +320,8 @@
             <w:vAlign w:val="center"/>
           </w:tcPr>
           <w:p>
-            <w:pPr>
-              <w:jc w:val="center"/>
-            </w:pPr>
             <w:r>
-              <w:rPr>
-                <w:rFonts w:ascii="Consolas" w:hAnsi="Consolas" w:eastAsia="Microsoft YaHei"/>
-                <w:color w:val="303F51"/>
-                <w:sz w:val="19"/>
-              </w:rPr>
-              <w:t>AutoTuneStudio-Docker-0.2.0-image.tar</w:t>
+              <w:t>AutoTuneStudio-Docker-0.2.1-image.tar</w:t>
             </w:r>
           </w:p>
         </w:tc>
@@ -359,15 +332,8 @@
             <w:vAlign w:val="center"/>
           </w:tcPr>
           <w:p>
-            <w:pPr>
-              <w:jc w:val="center"/>
-            </w:pPr>
             <w:r>
-              <w:rPr>
-                <w:rFonts w:ascii="Aptos" w:hAnsi="Aptos" w:eastAsia="Microsoft YaHei"/>
-                <w:sz w:val="17"/>
-              </w:rPr>
-              <w:t>5,487,472,128 字节</w:t>
+              <w:t>5,488,087,552 字节</w:t>
             </w:r>
           </w:p>
         </w:tc>
@@ -378,16 +344,8 @@
             <w:vAlign w:val="center"/>
           </w:tcPr>
           <w:p>
-            <w:pPr>
-              <w:jc w:val="left"/>
-            </w:pPr>
             <w:r>
-              <w:rPr>
-                <w:rFonts w:ascii="Consolas" w:hAnsi="Consolas" w:eastAsia="Microsoft YaHei"/>
-                <w:color w:val="303F51"/>
-                <w:sz w:val="19"/>
-              </w:rPr>
-              <w:t>9852F736B6127C6333A834732D14170FC6FAE4F2352322397279077724B3A244</w:t>
+              <w:t>6A759FC26EEC7429B9614BBDED46D795F8D0859DC76F98CDBBC154DAFC9D646</w:t>
             </w:r>
           </w:p>
         </w:tc>
@@ -399,16 +357,8 @@
             <w:vAlign w:val="center"/>
           </w:tcPr>
           <w:p>
-            <w:pPr>
-              <w:jc w:val="center"/>
-            </w:pPr>
             <w:r>
-              <w:rPr>
-                <w:rFonts w:ascii="Consolas" w:hAnsi="Consolas" w:eastAsia="Microsoft YaHei"/>
-                <w:color w:val="303F51"/>
-                <w:sz w:val="19"/>
-              </w:rPr>
-              <w:t>AutoTuneStudio-Docker-0.2.0-source.zip</w:t>
+              <w:t>AutoTuneStudio-Docker-0.2.1-source.zip</w:t>
             </w:r>
           </w:p>
         </w:tc>
@@ -418,15 +368,8 @@
             <w:vAlign w:val="center"/>
           </w:tcPr>
           <w:p>
-            <w:pPr>
-              <w:jc w:val="center"/>
-            </w:pPr>
             <w:r>
-              <w:rPr>
-                <w:rFonts w:ascii="Aptos" w:hAnsi="Aptos" w:eastAsia="Microsoft YaHei"/>
-                <w:sz w:val="17"/>
-              </w:rPr>
-              <w:t>531,875 字节</w:t>
+              <w:t>537,715 字节</w:t>
             </w:r>
           </w:p>
         </w:tc>
@@ -436,16 +379,8 @@
             <w:vAlign w:val="center"/>
           </w:tcPr>
           <w:p>
-            <w:pPr>
-              <w:jc w:val="left"/>
-            </w:pPr>
             <w:r>
-              <w:rPr>
-                <w:rFonts w:ascii="Consolas" w:hAnsi="Consolas" w:eastAsia="Microsoft YaHei"/>
-                <w:color w:val="303F51"/>
-                <w:sz w:val="19"/>
-              </w:rPr>
-              <w:t>90B3D9190E4CA4C49F8CF65F2BF1C84F53BB3890439E6BBA3B1432A1F49561D3</w:t>
+              <w:t>C2112FBF1437659AC2495835F7455E2B2D4C532BF2600693D816B67B3F641C53</w:t>
             </w:r>
           </w:p>
         </w:tc>
@@ -488,11 +423,7 @@
     </w:p>
     <w:p>
       <w:r>
-        <w:rPr>
-          <w:rFonts w:ascii="Aptos" w:hAnsi="Aptos" w:eastAsia="Microsoft YaHei"/>
-          <w:sz w:val="21"/>
-        </w:rPr>
-        <w:t>Windows ZIP 安装会创建软件专用的 Python 3.10 运行环境，并安装固定版本的 GPU PyTorch、Ultralytics、ONNX 和其他运行依赖。它不会使用或修改开发机已有的 Conda 环境，也不要求安装 Docker 或 WSL。</w:t>
+        <w:t>Windows ZIP 安装会创建软件专用的 Python 3.10 运行环境，并安装固定版本的 GPU PyTorch、Ultralytics、ONNX 和其他运行依赖。它不会使用或修改开发机已有的 Conda 环境，也不要求安装 Docker 或 WSL。安装程序本身使用 ZIP 内置依赖，但首次训练时 Ultralytics 可能额外下载 AMP 检查权重，因此首次安装和首次训练仍应保持网络畅通；网络访问受限时先连接 VPN。</w:t>
       </w:r>
     </w:p>
     <w:p>
@@ -717,11 +648,7 @@
         <w:ind w:left="369" w:hanging="255"/>
       </w:pPr>
       <w:r>
-        <w:rPr>
-          <w:rFonts w:ascii="Aptos" w:hAnsi="Aptos" w:eastAsia="Microsoft YaHei"/>
-          <w:sz w:val="21"/>
-        </w:rPr>
-        <w:t>5. 安装程序只从 ZIP 内置的离线依赖包建立私有运行环境，不访问 PyPI、Conda 或其他下载地址。不要在安装过程中关闭窗口。</w:t>
+        <w:t>5. 安装程序只从 ZIP 内置依赖包建立私有运行环境，不访问 PyPI 或 Conda；但首次训练仍可能由 Ultralytics 下载额外权重。不要在安装过程中关闭窗口，并保持网络畅通。</w:t>
       </w:r>
     </w:p>
     <w:p>
@@ -1421,22 +1348,34 @@
         <w:pStyle w:val="Heading2"/>
       </w:pPr>
       <w:r>
-        <w:t>4.2 GHCR 在线拉取与离线导入</w:t>
+        <w:t>4.2 Docker 两个交付文件的作用</w:t>
       </w:r>
     </w:p>
     <w:p>
       <w:r>
-        <w:t>联网环境请直接拉取公开验收镜像：</w:t>
+        <w:t>离线 Docker 交付包含两个文件，二者用途不同：镜像归档是已经构建完成的运行程序；源码/配置 ZIP 提供 compose.yaml、目录映射和启动配置。使用现成镜像时仍需解压配置 ZIP，并在能直接看到 compose.yaml 的目录运行 Compose，否则会出现 no configuration file provided: not found。</w:t>
       </w:r>
     </w:p>
     <w:p>
+      <w:pPr/>
       <w:r>
-        <w:t>docker pull ghcr.io/luzhaohao/auto-tune-studio:0.2.0</w:t>
+        <w:t>正确顺序：校验两个文件 → docker load 导入镜像 → 标记为 auto-tune:local → 解压配置 ZIP → 进入含 compose.yaml 的目录 → docker compose up -d --no-build。</w:t>
       </w:r>
     </w:p>
     <w:p>
+      <w:pPr/>
       <w:r>
-        <w:t>docker tag ghcr.io/luzhaohao/auto-tune-studio:0.2.0 auto-tune:local</w:t>
+        <w:t>联网环境也必须取得当前仓库或配置 ZIP 中的 compose.yaml，然后执行以下命令：</w:t>
+      </w:r>
+    </w:p>
+    <w:p>
+      <w:pPr/>
+      <w:r>
+        <w:t>docker pull ghcr.io/luzhaohao/auto-tune-studio:0.2.1</w:t>
+        <w:br/>
+        <w:t>docker tag ghcr.io/luzhaohao/auto-tune-studio:0.2.1 auto-tune:local</w:t>
+        <w:br/>
+        <w:t>docker compose up -d --no-build</w:t>
       </w:r>
     </w:p>
     <w:p>
@@ -1460,37 +1399,16 @@
         <w:shd w:fill="F2F2F2"/>
       </w:pPr>
       <w:r>
-        <w:rPr>
-          <w:rFonts w:ascii="Consolas" w:hAnsi="Consolas" w:eastAsia="Microsoft YaHei"/>
-          <w:sz w:val="18"/>
-        </w:rPr>
-        <w:t>docker load -i AutoTuneStudio-Docker-0.2.0-image.tar</w:t>
+        <w:t>docker load -i AutoTuneStudio-Docker-0.2.1-image.tar</w:t>
         <w:br/>
-        <w:t>docker image inspect auto-tune:0.2.0</w:t>
+        <w:t>docker image inspect auto-tune:0.2.1</w:t>
+        <w:br/>
+        <w:t>docker tag auto-tune:0.2.1 auto-tune:local</w:t>
       </w:r>
     </w:p>
     <w:p>
       <w:r>
-        <w:rPr>
-          <w:rFonts w:ascii="Aptos" w:hAnsi="Aptos" w:eastAsia="Microsoft YaHei"/>
-          <w:sz w:val="21"/>
-        </w:rPr>
-        <w:t xml:space="preserve">导入后应看到标签 </w:t>
-      </w:r>
-      <w:r>
-        <w:rPr>
-          <w:rFonts w:ascii="Consolas" w:hAnsi="Consolas" w:eastAsia="Microsoft YaHei"/>
-          <w:color w:val="303F51"/>
-          <w:sz w:val="19"/>
-        </w:rPr>
-        <w:t>auto-tune:0.2.0</w:t>
-      </w:r>
-      <w:r>
-        <w:rPr>
-          <w:rFonts w:ascii="Aptos" w:hAnsi="Aptos" w:eastAsia="Microsoft YaHei"/>
-          <w:sz w:val="21"/>
-        </w:rPr>
-        <w:t>。需要沿用本项目 Compose 的本地标签时，可执行：</w:t>
+        <w:t>导入后应看到标签 auto-tune:0.2.1。需要沿用本项目 Compose 的本地标签时，可执行：</w:t>
       </w:r>
     </w:p>
     <w:p>
@@ -1500,11 +1418,7 @@
         <w:shd w:fill="F2F2F2"/>
       </w:pPr>
       <w:r>
-        <w:rPr>
-          <w:rFonts w:ascii="Consolas" w:hAnsi="Consolas" w:eastAsia="Microsoft YaHei"/>
-          <w:sz w:val="18"/>
-        </w:rPr>
-        <w:t>docker tag auto-tune:0.2.0 auto-tune:local</w:t>
+        <w:t>docker tag auto-tune:0.2.1 auto-tune:local</w:t>
       </w:r>
     </w:p>
     <w:p>
@@ -1517,26 +1431,7 @@
     </w:p>
     <w:p>
       <w:r>
-        <w:rPr>
-          <w:rFonts w:ascii="Aptos" w:hAnsi="Aptos" w:eastAsia="Microsoft YaHei"/>
-          <w:sz w:val="21"/>
-        </w:rPr>
-        <w:t xml:space="preserve">将 </w:t>
-      </w:r>
-      <w:r>
-        <w:rPr>
-          <w:rFonts w:ascii="Consolas" w:hAnsi="Consolas" w:eastAsia="Microsoft YaHei"/>
-          <w:color w:val="303F51"/>
-          <w:sz w:val="19"/>
-        </w:rPr>
-        <w:t>AutoTuneStudio-Docker-0.2.0-source.zip</w:t>
-      </w:r>
-      <w:r>
-        <w:rPr>
-          <w:rFonts w:ascii="Aptos" w:hAnsi="Aptos" w:eastAsia="Microsoft YaHei"/>
-          <w:sz w:val="21"/>
-        </w:rPr>
-        <w:t xml:space="preserve"> 解压到普通目录，在解压根目录执行：</w:t>
+        <w:t>如需在目标电脑自行构建，将 AutoTuneStudio-Docker-0.2.1-source.zip 解压到普通目录，在解压根目录执行：</w:t>
       </w:r>
     </w:p>
     <w:p>
@@ -2112,11 +2007,7 @@
         <w:shd w:fill="F2F2F2"/>
       </w:pPr>
       <w:r>
-        <w:rPr>
-          <w:rFonts w:ascii="Consolas" w:hAnsi="Consolas" w:eastAsia="Microsoft YaHei"/>
-          <w:sz w:val="18"/>
-        </w:rPr>
-        <w:t>docker compose up -d</w:t>
+        <w:t>docker compose up -d --no-build</w:t>
         <w:br/>
         <w:t>docker compose ps</w:t>
       </w:r>
@@ -2423,6 +2314,18 @@
       </w:r>
     </w:p>
     <w:p>
+      <w:pPr/>
+      <w:r>
+        <w:t>首次业务验收：容器状态应为 healthy；健康接口和网页可访问；API Key 保存及连接测试成功；能够浏览挂载的数据集和权重；容器识别 NVIDIA GPU；使用最小合法数据集完成 1 epoch 正常训练。如需完整验收，再分别执行一次最小 HPO、HPO 最佳参数正式训练和 LLM 调优。</w:t>
+      </w:r>
+    </w:p>
+    <w:p>
+      <w:pPr/>
+      <w:r>
+        <w:t>只有网页打开不代表训练链路已经验收；至少应完成健康检查、GPU 检查和一次最小训练。</w:t>
+      </w:r>
+    </w:p>
+    <w:p>
       <w:pPr>
         <w:pStyle w:val="Heading2"/>
       </w:pPr>
@@ -2629,11 +2532,7 @@
         <w:ind w:left="369" w:hanging="255"/>
       </w:pPr>
       <w:r>
-        <w:rPr>
-          <w:rFonts w:ascii="Aptos" w:hAnsi="Aptos" w:eastAsia="Microsoft YaHei"/>
-          <w:sz w:val="21"/>
-        </w:rPr>
-        <w:t>2. 在 AI 服务配置中保存文本或视觉服务密钥。页面不会回显密钥原文。</w:t>
+        <w:t>2. 保持网络畅通，在 AI 服务配置中保存文本或视觉服务密钥。页面不会回显密钥原文。</w:t>
       </w:r>
     </w:p>
     <w:p>
@@ -2692,11 +2591,7 @@
         <w:ind w:left="369" w:hanging="255"/>
       </w:pPr>
       <w:r>
-        <w:rPr>
-          <w:rFonts w:ascii="Aptos" w:hAnsi="Aptos" w:eastAsia="Microsoft YaHei"/>
-          <w:sz w:val="21"/>
-        </w:rPr>
-        <w:t>6. 先执行一次最小训练，确认 GPU、数据快照、权重和结果目录均正常。</w:t>
+        <w:t>6. 首次训练期间保持网络畅通；网络受限时连接 VPN，以便下载尚未缓存的 Ultralytics 权重。先执行一次最小训练，确认 GPU、数据快照、权重和结果目录均正常。</w:t>
       </w:r>
     </w:p>
     <w:p>
@@ -3036,6 +2931,20 @@
     </w:p>
     <w:p>
       <w:pPr>
+        <w:pStyle w:val="Heading2"/>
+      </w:pPr>
+      <w:r>
+        <w:t>7.6 首次训练停在 AMP 检查或权重读取失败</w:t>
+      </w:r>
+    </w:p>
+    <w:p>
+      <w:pPr/>
+      <w:r>
+        <w:t>首次训练可能在 AMP 检查阶段下载 Ultralytics 检查权重。网络中断可能留下不完整的 .pt 文件，并出现 PytorchStreamReader failed reading zip archive。先停止任务，确认网络或 VPN 可用，删除本次未完整下载的检查权重后重新训练；不要删除用户自己的数据集、训练权重或结果目录。</w:t>
+      </w:r>
+    </w:p>
+    <w:p>
+      <w:pPr>
         <w:pStyle w:val="Heading1"/>
       </w:pPr>
       <w:r>
@@ -3115,24 +3024,7 @@
         <w:ind w:left="369"/>
       </w:pPr>
       <w:r>
-        <w:rPr>
-          <w:rFonts w:ascii="Aptos" w:hAnsi="Aptos" w:eastAsia="Microsoft YaHei"/>
-          <w:sz w:val="21"/>
-        </w:rPr>
-        <w:t>F1.2 不提供外部任务 API、CVAT 联动、多用户权限、任务队列或多 GPU 调度。</w:t>
-      </w:r>
-    </w:p>
-    <w:p>
-      <w:pPr>
-        <w:pStyle w:val="ListBullet"/>
-        <w:ind w:left="369"/>
-      </w:pPr>
-      <w:r>
-        <w:rPr>
-          <w:rFonts w:ascii="Aptos" w:hAnsi="Aptos" w:eastAsia="Microsoft YaHei"/>
-          <w:sz w:val="21"/>
-        </w:rPr>
-        <w:t>需要支持时提供产品版本、安装方式、稳定错误码、操作步骤和脱敏日志；不要发送密钥或客户数据。</w:t>
+        <w:t>F1.2 不提供外部任务 API、CVAT 联动、多用户权限、任务队列或多 GPU 调度；需要支持时提供产品版本、安装方式、稳定错误码、操作步骤和脱敏日志；不要发送密钥或客户数据。</w:t>
       </w:r>
     </w:p>
     <w:sectPr>
